--- a/Laporan_Resmi_Debitur_Bermasalah_Kopkar_Adaro.docx
+++ b/Laporan_Resmi_Debitur_Bermasalah_Kopkar_Adaro.docx
@@ -2,82 +2,6 @@
 <file path=word/document.xml><?xml version="1.0" encoding="utf-8"?>
 <w:document xmlns:wpc="http://schemas.microsoft.com/office/word/2010/wordprocessingCanvas" xmlns:cx="http://schemas.microsoft.com/office/drawing/2014/chartex" xmlns:cx1="http://schemas.microsoft.com/office/drawing/2015/9/8/chartex" xmlns:cx2="http://schemas.microsoft.com/office/drawing/2015/10/21/chartex" xmlns:cx3="http://schemas.microsoft.com/office/drawing/2016/5/9/chartex" xmlns:cx4="http://schemas.microsoft.com/office/drawing/2016/5/10/chartex" xmlns:cx5="http://schemas.microsoft.com/office/drawing/2016/5/11/chartex" xmlns:cx6="http://schemas.microsoft.com/office/drawing/2016/5/12/chartex" xmlns:cx7="http://schemas.microsoft.com/office/drawing/2016/5/13/chartex" xmlns:cx8="http://schemas.microsoft.com/office/drawing/2016/5/14/chartex" xmlns:mc="http://schemas.openxmlformats.org/markup-compatibility/2006" xmlns:aink="http://schemas.microsoft.com/office/drawing/2016/ink" xmlns:am3d="http://schemas.microsoft.com/office/drawing/2017/model3d" xmlns:o="urn:schemas-microsoft-com:office:office" xmlns:oel="http://schemas.microsoft.com/office/2019/extlst" xmlns:r="http://schemas.openxmlformats.org/officeDocument/2006/relationships" xmlns:m="http://schemas.openxmlformats.org/officeDocument/2006/math" xmlns:v="urn:schemas-microsoft-com:vml" xmlns:wp14="http://schemas.microsoft.com/office/word/2010/wordprocessingDrawing" xmlns:wp="http://schemas.openxmlformats.org/drawingml/2006/wordprocessingDrawing" xmlns:w10="urn:schemas-microsoft-com:office:word" xmlns:w="http://schemas.openxmlformats.org/wordprocessingml/2006/main" xmlns:w14="http://schemas.microsoft.com/office/word/2010/wordml" xmlns:w15="http://schemas.microsoft.com/office/word/2012/wordml" xmlns:w16cex="http://schemas.microsoft.com/office/word/2018/wordml/cex" xmlns:w16cid="http://schemas.microsoft.com/office/word/2016/wordml/cid" xmlns:w16="http://schemas.microsoft.com/office/word/2018/wordml" xmlns:w16du="http://schemas.microsoft.com/office/word/2023/wordml/word16du" xmlns:w16sdtdh="http://schemas.microsoft.com/office/word/2020/wordml/sdtdatahash" xmlns:w16sdtfl="http://schemas.microsoft.com/office/word/2024/wordml/sdtformatlock" xmlns:w16se="http://schemas.microsoft.com/office/word/2015/wordml/symex" xmlns:wpg="http://schemas.microsoft.com/office/word/2010/wordprocessingGroup" xmlns:wpi="http://schemas.microsoft.com/office/word/2010/wordprocessingInk" xmlns:wne="http://schemas.microsoft.com/office/word/2006/wordml" xmlns:wps="http://schemas.microsoft.com/office/word/2010/wordprocessingShape" mc:Ignorable="w14 w15 w16se w16cid w16 w16cex w16sdtdh w16sdtfl w16du wp14">
   <w:body>
-    <w:p>
-      <w:pPr>
-        <w:spacing w:after="40" w:line="252" w:lineRule="auto"/>
-        <w:jc w:val="center"/>
-      </w:pPr>
-      <w:r>
-        <w:rPr>
-          <w:b/>
-          <w:color w:val="0F172A"/>
-          <w:sz w:val="28"/>
-        </w:rPr>
-        <w:t>KOPERASI KARYAWAN ADARO KARYA MANDIRI</w:t>
-      </w:r>
-      <w:r>
-        <w:rPr>
-          <w:b/>
-          <w:color w:val="0F172A"/>
-          <w:sz w:val="28"/>
-        </w:rPr>
-        <w:br/>
-      </w:r>
-      <w:r>
-        <w:rPr>
-          <w:b/>
-          <w:color w:val="334155"/>
-          <w:sz w:val="19"/>
-        </w:rPr>
-        <w:t>Badan Hukum Nomor : 2128/BH/IX Tanggal 31 Juli 1995</w:t>
-      </w:r>
-      <w:r>
-        <w:rPr>
-          <w:b/>
-          <w:color w:val="334155"/>
-          <w:sz w:val="19"/>
-        </w:rPr>
-        <w:br/>
-      </w:r>
-      <w:r>
-        <w:rPr>
-          <w:color w:val="64748B"/>
-          <w:sz w:val="17"/>
-        </w:rPr>
-        <w:t>Office : Jl. Jend. A. Yani Komp. Swadharma Jalur II Blok Mawar RT IV</w:t>
-      </w:r>
-      <w:r>
-        <w:rPr>
-          <w:color w:val="64748B"/>
-          <w:sz w:val="17"/>
-        </w:rPr>
-        <w:br/>
-        <w:t>Kel. Mabuun, Kec. Murung Pudak, Kab. Tabalong, Prov. Kalimantan Selatan – Kode Pos 71571</w:t>
-      </w:r>
-      <w:r>
-        <w:rPr>
-          <w:color w:val="64748B"/>
-          <w:sz w:val="17"/>
-        </w:rPr>
-        <w:br/>
-        <w:t>Telp/Fax: 0526 – 2023593 | Email: kopkar.adaro@gmail.com | Hotline: 0821-5238-6718</w:t>
-      </w:r>
-      <w:r>
-        <w:rPr>
-          <w:color w:val="64748B"/>
-          <w:sz w:val="17"/>
-        </w:rPr>
-        <w:br/>
-      </w:r>
-    </w:p>
-    <w:p>
-      <w:pPr>
-        <w:pBdr>
-          <w:bottom w:val="double" w:sz="18" w:space="1" w:color="0F172A"/>
-        </w:pBdr>
-        <w:spacing w:after="280"/>
-      </w:pPr>
-    </w:p>
     <w:tbl>
       <w:tblPr>
         <w:tblW w:w="0" w:type="auto"/>
@@ -101,12 +25,21 @@
             <w:pPr>
               <w:spacing w:after="20" w:line="252" w:lineRule="auto"/>
             </w:pPr>
+            <w:proofErr w:type="spellStart"/>
             <w:r>
               <w:rPr>
                 <w:b/>
                 <w:sz w:val="19"/>
               </w:rPr>
-              <w:t xml:space="preserve">Nomor     </w:t>
+              <w:t>Nomor</w:t>
+            </w:r>
+            <w:proofErr w:type="spellEnd"/>
+            <w:r>
+              <w:rPr>
+                <w:b/>
+                <w:sz w:val="19"/>
+              </w:rPr>
+              <w:t xml:space="preserve">     </w:t>
             </w:r>
             <w:r>
               <w:rPr>
@@ -631,7 +564,6 @@
           <w:sz w:val="19"/>
           <w:lang w:val="fi-FI"/>
         </w:rPr>
-        <w:lastRenderedPageBreak/>
         <w:t>2. Peraturan Menteri Koperasi dan UKM RI Nomor 8 Tahun 2023 tentang Tata Kelola Usaha Simpan Pinjam oleh Koperasi</w:t>
       </w:r>
     </w:p>
@@ -686,6 +618,8 @@
         </w:numPr>
         <w:jc w:val="both"/>
         <w:rPr>
+          <w:b/>
+          <w:bCs/>
           <w:lang w:val="fi-FI"/>
         </w:rPr>
       </w:pPr>
@@ -695,6 +629,7 @@
           <w:sz w:val="18"/>
           <w:lang w:val="fi-FI"/>
         </w:rPr>
+        <w:lastRenderedPageBreak/>
         <w:t xml:space="preserve">Kolektibilitas 1 (Lancar): Pembayaran angsuran tepat waktu tanpa tunggakan.   </w:t>
       </w:r>
     </w:p>
@@ -1321,12 +1256,53 @@
         </w:numPr>
         <w:jc w:val="both"/>
       </w:pPr>
+      <w:proofErr w:type="spellStart"/>
       <w:r>
         <w:rPr>
           <w:color w:val="334155"/>
           <w:sz w:val="18"/>
         </w:rPr>
-        <w:t>Peraturan Khusus (Persus) Pengurus Koperasi Karyawan Adaro Karya Mandiri tentang SOP Pengawasan Kredit, Penagihan Berkeadilan, dan Penerbitan Surat Peringatan (SP-1 s.d. SP-3 / Panggilan Mediasi HRD).</w:t>
+        <w:t>Peraturan</w:t>
+      </w:r>
+      <w:proofErr w:type="spellEnd"/>
+      <w:r>
+        <w:rPr>
+          <w:color w:val="334155"/>
+          <w:sz w:val="18"/>
+        </w:rPr>
+        <w:t xml:space="preserve"> Khusus (</w:t>
+      </w:r>
+      <w:proofErr w:type="spellStart"/>
+      <w:r>
+        <w:rPr>
+          <w:color w:val="334155"/>
+          <w:sz w:val="18"/>
+        </w:rPr>
+        <w:t>Persus</w:t>
+      </w:r>
+      <w:proofErr w:type="spellEnd"/>
+      <w:r>
+        <w:rPr>
+          <w:color w:val="334155"/>
+          <w:sz w:val="18"/>
+        </w:rPr>
+        <w:t xml:space="preserve">) </w:t>
+      </w:r>
+      <w:proofErr w:type="spellStart"/>
+      <w:r>
+        <w:rPr>
+          <w:color w:val="334155"/>
+          <w:sz w:val="18"/>
+        </w:rPr>
+        <w:t>Pengurus</w:t>
+      </w:r>
+      <w:proofErr w:type="spellEnd"/>
+      <w:r>
+        <w:rPr>
+          <w:color w:val="334155"/>
+          <w:sz w:val="18"/>
+        </w:rPr>
+        <w:t xml:space="preserve"> Koperasi Karyawan Adaro Karya Mandiri tentang SOP Pengawasan Kredit, Penagihan Berkeadilan, dan Penerbitan Surat Peringatan (SP-1 s.d. SP-3 / Panggilan Mediasi HRD).</w:t>
       </w:r>
     </w:p>
     <w:p>
@@ -2982,6 +2958,7 @@
           <w:sz w:val="18"/>
           <w:lang w:val="fi-FI"/>
         </w:rPr>
+        <w:lastRenderedPageBreak/>
         <w:t>Memberikan persetujuan administratif kepada Pengurus untuk mengeksekusi saldo Simpanan Sukarela / Simpanan Berjangka debitur macet guna melunasi pokok pinjaman tertunggak sesuai amanat Pasal 1425 KUHPerdata.</w:t>
       </w:r>
     </w:p>
@@ -3025,7 +3002,6 @@
           <w:color w:val="0F172A"/>
           <w:sz w:val="22"/>
         </w:rPr>
-        <w:lastRenderedPageBreak/>
         <w:t>VI. PENUTUP</w:t>
       </w:r>
     </w:p>
@@ -3336,6 +3312,7 @@
       </w:r>
     </w:p>
     <w:sectPr>
+      <w:headerReference w:type="default" r:id="rId8"/>
       <w:pgSz w:w="11909" w:h="16834"/>
       <w:pgMar w:top="1152" w:right="1296" w:bottom="1152" w:left="1296" w:header="720" w:footer="720" w:gutter="0"/>
       <w:cols w:space="720"/>
@@ -3343,6 +3320,489 @@
     </w:sectPr>
   </w:body>
 </w:document>
+</file>
+
+<file path=word/endnotes.xml><?xml version="1.0" encoding="utf-8"?>
+<w:endnotes xmlns:wpc="http://schemas.microsoft.com/office/word/2010/wordprocessingCanvas" xmlns:cx="http://schemas.microsoft.com/office/drawing/2014/chartex" xmlns:cx1="http://schemas.microsoft.com/office/drawing/2015/9/8/chartex" xmlns:cx2="http://schemas.microsoft.com/office/drawing/2015/10/21/chartex" xmlns:cx3="http://schemas.microsoft.com/office/drawing/2016/5/9/chartex" xmlns:cx4="http://schemas.microsoft.com/office/drawing/2016/5/10/chartex" xmlns:cx5="http://schemas.microsoft.com/office/drawing/2016/5/11/chartex" xmlns:cx6="http://schemas.microsoft.com/office/drawing/2016/5/12/chartex" xmlns:cx7="http://schemas.microsoft.com/office/drawing/2016/5/13/chartex" xmlns:cx8="http://schemas.microsoft.com/office/drawing/2016/5/14/chartex" xmlns:mc="http://schemas.openxmlformats.org/markup-compatibility/2006" xmlns:aink="http://schemas.microsoft.com/office/drawing/2016/ink" xmlns:am3d="http://schemas.microsoft.com/office/drawing/2017/model3d" xmlns:o="urn:schemas-microsoft-com:office:office" xmlns:oel="http://schemas.microsoft.com/office/2019/extlst" xmlns:r="http://schemas.openxmlformats.org/officeDocument/2006/relationships" xmlns:m="http://schemas.openxmlformats.org/officeDocument/2006/math" xmlns:v="urn:schemas-microsoft-com:vml" xmlns:wp14="http://schemas.microsoft.com/office/word/2010/wordprocessingDrawing" xmlns:wp="http://schemas.openxmlformats.org/drawingml/2006/wordprocessingDrawing" xmlns:w10="urn:schemas-microsoft-com:office:word" xmlns:w="http://schemas.openxmlformats.org/wordprocessingml/2006/main" xmlns:w14="http://schemas.microsoft.com/office/word/2010/wordml" xmlns:w15="http://schemas.microsoft.com/office/word/2012/wordml" xmlns:w16cex="http://schemas.microsoft.com/office/word/2018/wordml/cex" xmlns:w16cid="http://schemas.microsoft.com/office/word/2016/wordml/cid" xmlns:w16="http://schemas.microsoft.com/office/word/2018/wordml" xmlns:w16du="http://schemas.microsoft.com/office/word/2023/wordml/word16du" xmlns:w16sdtdh="http://schemas.microsoft.com/office/word/2020/wordml/sdtdatahash" xmlns:w16sdtfl="http://schemas.microsoft.com/office/word/2024/wordml/sdtformatlock" xmlns:w16se="http://schemas.microsoft.com/office/word/2015/wordml/symex" xmlns:wpg="http://schemas.microsoft.com/office/word/2010/wordprocessingGroup" xmlns:wpi="http://schemas.microsoft.com/office/word/2010/wordprocessingInk" xmlns:wne="http://schemas.microsoft.com/office/word/2006/wordml" xmlns:wps="http://schemas.microsoft.com/office/word/2010/wordprocessingShape" mc:Ignorable="w14 w15 w16se w16cid w16 w16cex w16sdtdh w16sdtfl w16du wp14">
+  <w:endnote w:type="separator" w:id="-1">
+    <w:p>
+      <w:pPr>
+        <w:spacing w:after="0" w:line="240" w:lineRule="auto"/>
+      </w:pPr>
+      <w:r>
+        <w:separator/>
+      </w:r>
+    </w:p>
+  </w:endnote>
+  <w:endnote w:type="continuationSeparator" w:id="0">
+    <w:p>
+      <w:pPr>
+        <w:spacing w:after="0" w:line="240" w:lineRule="auto"/>
+      </w:pPr>
+      <w:r>
+        <w:continuationSeparator/>
+      </w:r>
+    </w:p>
+  </w:endnote>
+</w:endnotes>
+</file>
+
+<file path=word/footnotes.xml><?xml version="1.0" encoding="utf-8"?>
+<w:footnotes xmlns:wpc="http://schemas.microsoft.com/office/word/2010/wordprocessingCanvas" xmlns:cx="http://schemas.microsoft.com/office/drawing/2014/chartex" xmlns:cx1="http://schemas.microsoft.com/office/drawing/2015/9/8/chartex" xmlns:cx2="http://schemas.microsoft.com/office/drawing/2015/10/21/chartex" xmlns:cx3="http://schemas.microsoft.com/office/drawing/2016/5/9/chartex" xmlns:cx4="http://schemas.microsoft.com/office/drawing/2016/5/10/chartex" xmlns:cx5="http://schemas.microsoft.com/office/drawing/2016/5/11/chartex" xmlns:cx6="http://schemas.microsoft.com/office/drawing/2016/5/12/chartex" xmlns:cx7="http://schemas.microsoft.com/office/drawing/2016/5/13/chartex" xmlns:cx8="http://schemas.microsoft.com/office/drawing/2016/5/14/chartex" xmlns:mc="http://schemas.openxmlformats.org/markup-compatibility/2006" xmlns:aink="http://schemas.microsoft.com/office/drawing/2016/ink" xmlns:am3d="http://schemas.microsoft.com/office/drawing/2017/model3d" xmlns:o="urn:schemas-microsoft-com:office:office" xmlns:oel="http://schemas.microsoft.com/office/2019/extlst" xmlns:r="http://schemas.openxmlformats.org/officeDocument/2006/relationships" xmlns:m="http://schemas.openxmlformats.org/officeDocument/2006/math" xmlns:v="urn:schemas-microsoft-com:vml" xmlns:wp14="http://schemas.microsoft.com/office/word/2010/wordprocessingDrawing" xmlns:wp="http://schemas.openxmlformats.org/drawingml/2006/wordprocessingDrawing" xmlns:w10="urn:schemas-microsoft-com:office:word" xmlns:w="http://schemas.openxmlformats.org/wordprocessingml/2006/main" xmlns:w14="http://schemas.microsoft.com/office/word/2010/wordml" xmlns:w15="http://schemas.microsoft.com/office/word/2012/wordml" xmlns:w16cex="http://schemas.microsoft.com/office/word/2018/wordml/cex" xmlns:w16cid="http://schemas.microsoft.com/office/word/2016/wordml/cid" xmlns:w16="http://schemas.microsoft.com/office/word/2018/wordml" xmlns:w16du="http://schemas.microsoft.com/office/word/2023/wordml/word16du" xmlns:w16sdtdh="http://schemas.microsoft.com/office/word/2020/wordml/sdtdatahash" xmlns:w16sdtfl="http://schemas.microsoft.com/office/word/2024/wordml/sdtformatlock" xmlns:w16se="http://schemas.microsoft.com/office/word/2015/wordml/symex" xmlns:wpg="http://schemas.microsoft.com/office/word/2010/wordprocessingGroup" xmlns:wpi="http://schemas.microsoft.com/office/word/2010/wordprocessingInk" xmlns:wne="http://schemas.microsoft.com/office/word/2006/wordml" xmlns:wps="http://schemas.microsoft.com/office/word/2010/wordprocessingShape" mc:Ignorable="w14 w15 w16se w16cid w16 w16cex w16sdtdh w16sdtfl w16du wp14">
+  <w:footnote w:type="separator" w:id="-1">
+    <w:p>
+      <w:pPr>
+        <w:spacing w:after="0" w:line="240" w:lineRule="auto"/>
+      </w:pPr>
+      <w:r>
+        <w:separator/>
+      </w:r>
+    </w:p>
+  </w:footnote>
+  <w:footnote w:type="continuationSeparator" w:id="0">
+    <w:p>
+      <w:pPr>
+        <w:spacing w:after="0" w:line="240" w:lineRule="auto"/>
+      </w:pPr>
+      <w:r>
+        <w:continuationSeparator/>
+      </w:r>
+    </w:p>
+  </w:footnote>
+</w:footnotes>
+</file>
+
+<file path=word/header1.xml><?xml version="1.0" encoding="utf-8"?>
+<w:hdr xmlns:wpc="http://schemas.microsoft.com/office/word/2010/wordprocessingCanvas" xmlns:cx="http://schemas.microsoft.com/office/drawing/2014/chartex" xmlns:cx1="http://schemas.microsoft.com/office/drawing/2015/9/8/chartex" xmlns:cx2="http://schemas.microsoft.com/office/drawing/2015/10/21/chartex" xmlns:cx3="http://schemas.microsoft.com/office/drawing/2016/5/9/chartex" xmlns:cx4="http://schemas.microsoft.com/office/drawing/2016/5/10/chartex" xmlns:cx5="http://schemas.microsoft.com/office/drawing/2016/5/11/chartex" xmlns:cx6="http://schemas.microsoft.com/office/drawing/2016/5/12/chartex" xmlns:cx7="http://schemas.microsoft.com/office/drawing/2016/5/13/chartex" xmlns:cx8="http://schemas.microsoft.com/office/drawing/2016/5/14/chartex" xmlns:mc="http://schemas.openxmlformats.org/markup-compatibility/2006" xmlns:aink="http://schemas.microsoft.com/office/drawing/2016/ink" xmlns:am3d="http://schemas.microsoft.com/office/drawing/2017/model3d" xmlns:o="urn:schemas-microsoft-com:office:office" xmlns:oel="http://schemas.microsoft.com/office/2019/extlst" xmlns:r="http://schemas.openxmlformats.org/officeDocument/2006/relationships" xmlns:m="http://schemas.openxmlformats.org/officeDocument/2006/math" xmlns:v="urn:schemas-microsoft-com:vml" xmlns:wp14="http://schemas.microsoft.com/office/word/2010/wordprocessingDrawing" xmlns:wp="http://schemas.openxmlformats.org/drawingml/2006/wordprocessingDrawing" xmlns:w10="urn:schemas-microsoft-com:office:word" xmlns:w="http://schemas.openxmlformats.org/wordprocessingml/2006/main" xmlns:w14="http://schemas.microsoft.com/office/word/2010/wordml" xmlns:w15="http://schemas.microsoft.com/office/word/2012/wordml" xmlns:w16cex="http://schemas.microsoft.com/office/word/2018/wordml/cex" xmlns:w16cid="http://schemas.microsoft.com/office/word/2016/wordml/cid" xmlns:w16="http://schemas.microsoft.com/office/word/2018/wordml" xmlns:w16du="http://schemas.microsoft.com/office/word/2023/wordml/word16du" xmlns:w16sdtdh="http://schemas.microsoft.com/office/word/2020/wordml/sdtdatahash" xmlns:w16sdtfl="http://schemas.microsoft.com/office/word/2024/wordml/sdtformatlock" xmlns:w16se="http://schemas.microsoft.com/office/word/2015/wordml/symex" xmlns:wpg="http://schemas.microsoft.com/office/word/2010/wordprocessingGroup" xmlns:wpi="http://schemas.microsoft.com/office/word/2010/wordprocessingInk" xmlns:wne="http://schemas.microsoft.com/office/word/2006/wordml" xmlns:wps="http://schemas.microsoft.com/office/word/2010/wordprocessingShape" mc:Ignorable="w14 w15 w16se w16cid w16 w16cex w16sdtdh w16sdtfl w16du wp14">
+  <w:p>
+    <w:pPr>
+      <w:spacing w:after="40" w:line="252" w:lineRule="auto"/>
+      <w:jc w:val="center"/>
+      <w:rPr>
+        <w:color w:val="64748B"/>
+        <w:sz w:val="17"/>
+        <w:lang w:val="fi-FI"/>
+      </w:rPr>
+    </w:pPr>
+    <w:r>
+      <w:rPr>
+        <w:noProof/>
+      </w:rPr>
+      <w:drawing>
+        <wp:anchor distT="0" distB="0" distL="114300" distR="114300" simplePos="0" relativeHeight="251656704" behindDoc="1" locked="0" layoutInCell="1" allowOverlap="1" wp14:anchorId="3EC99280" wp14:editId="2CB0F249">
+          <wp:simplePos x="0" y="0"/>
+          <wp:positionH relativeFrom="column">
+            <wp:posOffset>5335905</wp:posOffset>
+          </wp:positionH>
+          <wp:positionV relativeFrom="paragraph">
+            <wp:posOffset>3125</wp:posOffset>
+          </wp:positionV>
+          <wp:extent cx="766445" cy="723900"/>
+          <wp:effectExtent l="0" t="0" r="0" b="0"/>
+          <wp:wrapTight wrapText="bothSides">
+            <wp:wrapPolygon edited="0">
+              <wp:start x="5906" y="0"/>
+              <wp:lineTo x="0" y="3411"/>
+              <wp:lineTo x="0" y="14779"/>
+              <wp:lineTo x="2147" y="18189"/>
+              <wp:lineTo x="2147" y="18758"/>
+              <wp:lineTo x="6442" y="21032"/>
+              <wp:lineTo x="6979" y="21032"/>
+              <wp:lineTo x="13959" y="21032"/>
+              <wp:lineTo x="15032" y="21032"/>
+              <wp:lineTo x="18790" y="18189"/>
+              <wp:lineTo x="20938" y="13642"/>
+              <wp:lineTo x="20938" y="3411"/>
+              <wp:lineTo x="14495" y="0"/>
+              <wp:lineTo x="5906" y="0"/>
+            </wp:wrapPolygon>
+          </wp:wrapTight>
+          <wp:docPr id="813889605" name="Picture 1"/>
+          <wp:cNvGraphicFramePr>
+            <a:graphicFrameLocks xmlns:a="http://schemas.openxmlformats.org/drawingml/2006/main" noChangeAspect="1"/>
+          </wp:cNvGraphicFramePr>
+          <a:graphic xmlns:a="http://schemas.openxmlformats.org/drawingml/2006/main">
+            <a:graphicData uri="http://schemas.openxmlformats.org/drawingml/2006/picture">
+              <pic:pic xmlns:pic="http://schemas.openxmlformats.org/drawingml/2006/picture">
+                <pic:nvPicPr>
+                  <pic:cNvPr id="813889605" name="Picture 813889605"/>
+                  <pic:cNvPicPr/>
+                </pic:nvPicPr>
+                <pic:blipFill>
+                  <a:blip r:embed="rId1"/>
+                  <a:stretch>
+                    <a:fillRect/>
+                  </a:stretch>
+                </pic:blipFill>
+                <pic:spPr>
+                  <a:xfrm>
+                    <a:off x="0" y="0"/>
+                    <a:ext cx="766445" cy="723900"/>
+                  </a:xfrm>
+                  <a:prstGeom prst="rect">
+                    <a:avLst/>
+                  </a:prstGeom>
+                </pic:spPr>
+              </pic:pic>
+            </a:graphicData>
+          </a:graphic>
+          <wp14:sizeRelH relativeFrom="page">
+            <wp14:pctWidth>0</wp14:pctWidth>
+          </wp14:sizeRelH>
+          <wp14:sizeRelV relativeFrom="page">
+            <wp14:pctHeight>0</wp14:pctHeight>
+          </wp14:sizeRelV>
+        </wp:anchor>
+      </w:drawing>
+    </w:r>
+    <w:r>
+      <w:rPr>
+        <w:noProof/>
+      </w:rPr>
+      <w:drawing>
+        <wp:anchor distT="0" distB="0" distL="114300" distR="114300" simplePos="0" relativeHeight="251660800" behindDoc="1" locked="0" layoutInCell="1" allowOverlap="1" wp14:anchorId="45210D0F" wp14:editId="071DA87E">
+          <wp:simplePos x="0" y="0"/>
+          <wp:positionH relativeFrom="margin">
+            <wp:posOffset>-216281</wp:posOffset>
+          </wp:positionH>
+          <wp:positionV relativeFrom="paragraph">
+            <wp:posOffset>3454</wp:posOffset>
+          </wp:positionV>
+          <wp:extent cx="731520" cy="697865"/>
+          <wp:effectExtent l="0" t="0" r="0" b="6985"/>
+          <wp:wrapTight wrapText="bothSides">
+            <wp:wrapPolygon edited="0">
+              <wp:start x="0" y="0"/>
+              <wp:lineTo x="0" y="21227"/>
+              <wp:lineTo x="20813" y="21227"/>
+              <wp:lineTo x="20813" y="0"/>
+              <wp:lineTo x="0" y="0"/>
+            </wp:wrapPolygon>
+          </wp:wrapTight>
+          <wp:docPr id="661003821" name="Picture 2" descr="Image result for logo koperasi indonesia"/>
+          <wp:cNvGraphicFramePr>
+            <a:graphicFrameLocks xmlns:a="http://schemas.openxmlformats.org/drawingml/2006/main" noChangeAspect="1"/>
+          </wp:cNvGraphicFramePr>
+          <a:graphic xmlns:a="http://schemas.openxmlformats.org/drawingml/2006/main">
+            <a:graphicData uri="http://schemas.openxmlformats.org/drawingml/2006/picture">
+              <pic:pic xmlns:pic="http://schemas.openxmlformats.org/drawingml/2006/picture">
+                <pic:nvPicPr>
+                  <pic:cNvPr id="0" name="Picture 1" descr="Image result for logo koperasi indonesia"/>
+                  <pic:cNvPicPr>
+                    <a:picLocks noChangeAspect="1" noChangeArrowheads="1"/>
+                  </pic:cNvPicPr>
+                </pic:nvPicPr>
+                <pic:blipFill>
+                  <a:blip r:embed="rId2">
+                    <a:extLst>
+                      <a:ext uri="{28A0092B-C50C-407E-A947-70E740481C1C}">
+                        <a14:useLocalDpi xmlns:a14="http://schemas.microsoft.com/office/drawing/2010/main" val="0"/>
+                      </a:ext>
+                    </a:extLst>
+                  </a:blip>
+                  <a:srcRect/>
+                  <a:stretch>
+                    <a:fillRect/>
+                  </a:stretch>
+                </pic:blipFill>
+                <pic:spPr bwMode="auto">
+                  <a:xfrm>
+                    <a:off x="0" y="0"/>
+                    <a:ext cx="731520" cy="697865"/>
+                  </a:xfrm>
+                  <a:prstGeom prst="rect">
+                    <a:avLst/>
+                  </a:prstGeom>
+                  <a:noFill/>
+                  <a:ln>
+                    <a:noFill/>
+                  </a:ln>
+                  <a:effectLst/>
+                </pic:spPr>
+              </pic:pic>
+            </a:graphicData>
+          </a:graphic>
+          <wp14:sizeRelH relativeFrom="page">
+            <wp14:pctWidth>0</wp14:pctWidth>
+          </wp14:sizeRelH>
+          <wp14:sizeRelV relativeFrom="page">
+            <wp14:pctHeight>0</wp14:pctHeight>
+          </wp14:sizeRelV>
+        </wp:anchor>
+      </w:drawing>
+    </w:r>
+    <w:r>
+      <w:rPr>
+        <w:b/>
+        <w:color w:val="0F172A"/>
+        <w:sz w:val="28"/>
+      </w:rPr>
+      <w:t>KOPERASI KARYAWAN ADARO KARYA MANDIRI</w:t>
+    </w:r>
+    <w:r>
+      <w:rPr>
+        <w:b/>
+        <w:color w:val="0F172A"/>
+        <w:sz w:val="28"/>
+      </w:rPr>
+      <w:br/>
+    </w:r>
+    <w:r>
+      <w:rPr>
+        <w:b/>
+        <w:color w:val="334155"/>
+        <w:sz w:val="19"/>
+      </w:rPr>
+      <w:t xml:space="preserve">Badan Hukum </w:t>
+    </w:r>
+    <w:proofErr w:type="spellStart"/>
+    <w:r>
+      <w:rPr>
+        <w:b/>
+        <w:color w:val="334155"/>
+        <w:sz w:val="19"/>
+      </w:rPr>
+      <w:t>Nomor</w:t>
+    </w:r>
+    <w:proofErr w:type="spellEnd"/>
+    <w:r>
+      <w:rPr>
+        <w:b/>
+        <w:color w:val="334155"/>
+        <w:sz w:val="19"/>
+      </w:rPr>
+      <w:t xml:space="preserve"> : 2128/BH/IX </w:t>
+    </w:r>
+    <w:proofErr w:type="spellStart"/>
+    <w:r>
+      <w:rPr>
+        <w:b/>
+        <w:color w:val="334155"/>
+        <w:sz w:val="19"/>
+      </w:rPr>
+      <w:t>Tanggal</w:t>
+    </w:r>
+    <w:proofErr w:type="spellEnd"/>
+    <w:r>
+      <w:rPr>
+        <w:b/>
+        <w:color w:val="334155"/>
+        <w:sz w:val="19"/>
+      </w:rPr>
+      <w:t xml:space="preserve"> 31 Juli 1995</w:t>
+    </w:r>
+    <w:r>
+      <w:rPr>
+        <w:b/>
+        <w:color w:val="334155"/>
+        <w:sz w:val="19"/>
+      </w:rPr>
+      <w:br/>
+    </w:r>
+    <w:r>
+      <w:rPr>
+        <w:color w:val="64748B"/>
+        <w:sz w:val="17"/>
+      </w:rPr>
+      <w:t xml:space="preserve">Office : Jl. </w:t>
+    </w:r>
+    <w:proofErr w:type="spellStart"/>
+    <w:r>
+      <w:rPr>
+        <w:color w:val="64748B"/>
+        <w:sz w:val="17"/>
+      </w:rPr>
+      <w:t>Jend</w:t>
+    </w:r>
+    <w:proofErr w:type="spellEnd"/>
+    <w:r>
+      <w:rPr>
+        <w:color w:val="64748B"/>
+        <w:sz w:val="17"/>
+      </w:rPr>
+      <w:t xml:space="preserve">. A. Yani Komp. </w:t>
+    </w:r>
+    <w:proofErr w:type="spellStart"/>
+    <w:r>
+      <w:rPr>
+        <w:color w:val="64748B"/>
+        <w:sz w:val="17"/>
+      </w:rPr>
+      <w:t>Swadharma</w:t>
+    </w:r>
+    <w:proofErr w:type="spellEnd"/>
+    <w:r>
+      <w:rPr>
+        <w:color w:val="64748B"/>
+        <w:sz w:val="17"/>
+      </w:rPr>
+      <w:t xml:space="preserve"> Jalur II Blok Mawar RT IV</w:t>
+    </w:r>
+    <w:r>
+      <w:rPr>
+        <w:color w:val="64748B"/>
+        <w:sz w:val="17"/>
+      </w:rPr>
+      <w:br/>
+      <w:t xml:space="preserve">Kel. Mabuun, </w:t>
+    </w:r>
+    <w:proofErr w:type="spellStart"/>
+    <w:r>
+      <w:rPr>
+        <w:color w:val="64748B"/>
+        <w:sz w:val="17"/>
+      </w:rPr>
+      <w:t>Kec</w:t>
+    </w:r>
+    <w:proofErr w:type="spellEnd"/>
+    <w:r>
+      <w:rPr>
+        <w:color w:val="64748B"/>
+        <w:sz w:val="17"/>
+      </w:rPr>
+      <w:t xml:space="preserve">. </w:t>
+    </w:r>
+    <w:proofErr w:type="spellStart"/>
+    <w:r>
+      <w:rPr>
+        <w:color w:val="64748B"/>
+        <w:sz w:val="17"/>
+      </w:rPr>
+      <w:t>Murung</w:t>
+    </w:r>
+    <w:proofErr w:type="spellEnd"/>
+    <w:r>
+      <w:rPr>
+        <w:color w:val="64748B"/>
+        <w:sz w:val="17"/>
+      </w:rPr>
+      <w:t xml:space="preserve"> Pudak, </w:t>
+    </w:r>
+    <w:proofErr w:type="spellStart"/>
+    <w:r>
+      <w:rPr>
+        <w:color w:val="64748B"/>
+        <w:sz w:val="17"/>
+      </w:rPr>
+      <w:t>Kab</w:t>
+    </w:r>
+    <w:proofErr w:type="spellEnd"/>
+    <w:r>
+      <w:rPr>
+        <w:color w:val="64748B"/>
+        <w:sz w:val="17"/>
+      </w:rPr>
+      <w:t xml:space="preserve">. </w:t>
+    </w:r>
+    <w:proofErr w:type="spellStart"/>
+    <w:r>
+      <w:rPr>
+        <w:color w:val="64748B"/>
+        <w:sz w:val="17"/>
+      </w:rPr>
+      <w:t>Tabalong</w:t>
+    </w:r>
+    <w:proofErr w:type="spellEnd"/>
+    <w:r>
+      <w:rPr>
+        <w:color w:val="64748B"/>
+        <w:sz w:val="17"/>
+      </w:rPr>
+      <w:t xml:space="preserve">, Prov. </w:t>
+    </w:r>
+    <w:r>
+      <w:rPr>
+        <w:color w:val="64748B"/>
+        <w:sz w:val="17"/>
+        <w:lang w:val="fi-FI"/>
+      </w:rPr>
+      <w:t>Kalimantan Selatan – Kode Pos 71571</w:t>
+    </w:r>
+    <w:r>
+      <w:rPr>
+        <w:color w:val="64748B"/>
+        <w:sz w:val="17"/>
+        <w:lang w:val="fi-FI"/>
+      </w:rPr>
+      <w:br/>
+      <w:t>Telp/Fax: 0526 – 2023593 | Email: kopkar.adaro@gmail.com | Hotline: 0821-5238-6718</w:t>
+    </w:r>
+  </w:p>
+  <w:p>
+    <w:pPr>
+      <w:spacing w:after="40" w:line="252" w:lineRule="auto"/>
+      <w:jc w:val="center"/>
+      <w:rPr>
+        <w:lang w:val="fi-FI"/>
+      </w:rPr>
+    </w:pPr>
+    <w:r>
+      <w:rPr>
+        <w:noProof/>
+      </w:rPr>
+      <mc:AlternateContent>
+        <mc:Choice Requires="wps">
+          <w:drawing>
+            <wp:anchor distT="0" distB="0" distL="114300" distR="114300" simplePos="0" relativeHeight="251661824" behindDoc="0" locked="0" layoutInCell="1" allowOverlap="1" wp14:anchorId="5308F02E" wp14:editId="6B0EE879">
+              <wp:simplePos x="0" y="0"/>
+              <wp:positionH relativeFrom="column">
+                <wp:posOffset>-211150</wp:posOffset>
+              </wp:positionH>
+              <wp:positionV relativeFrom="paragraph">
+                <wp:posOffset>38100</wp:posOffset>
+              </wp:positionV>
+              <wp:extent cx="6356909" cy="0"/>
+              <wp:effectExtent l="57150" t="38100" r="63500" b="95250"/>
+              <wp:wrapNone/>
+              <wp:docPr id="2113754964" name="Straight Connector 2"/>
+              <wp:cNvGraphicFramePr/>
+              <a:graphic xmlns:a="http://schemas.openxmlformats.org/drawingml/2006/main">
+                <a:graphicData uri="http://schemas.microsoft.com/office/word/2010/wordprocessingShape">
+                  <wps:wsp>
+                    <wps:cNvCnPr/>
+                    <wps:spPr>
+                      <a:xfrm>
+                        <a:off x="0" y="0"/>
+                        <a:ext cx="6356909" cy="0"/>
+                      </a:xfrm>
+                      <a:prstGeom prst="line">
+                        <a:avLst/>
+                      </a:prstGeom>
+                      <a:ln cmpd="thickThin"/>
+                    </wps:spPr>
+                    <wps:style>
+                      <a:lnRef idx="3">
+                        <a:schemeClr val="dk1"/>
+                      </a:lnRef>
+                      <a:fillRef idx="0">
+                        <a:schemeClr val="dk1"/>
+                      </a:fillRef>
+                      <a:effectRef idx="2">
+                        <a:schemeClr val="dk1"/>
+                      </a:effectRef>
+                      <a:fontRef idx="minor">
+                        <a:schemeClr val="tx1"/>
+                      </a:fontRef>
+                    </wps:style>
+                    <wps:bodyPr/>
+                  </wps:wsp>
+                </a:graphicData>
+              </a:graphic>
+            </wp:anchor>
+          </w:drawing>
+        </mc:Choice>
+        <mc:Fallback>
+          <w:pict>
+            <v:line w14:anchorId="7131DA76" id="Straight Connector 2" o:spid="_x0000_s1026" style="position:absolute;z-index:251661824;visibility:visible;mso-wrap-style:square;mso-wrap-distance-left:9pt;mso-wrap-distance-top:0;mso-wrap-distance-right:9pt;mso-wrap-distance-bottom:0;mso-position-horizontal:absolute;mso-position-horizontal-relative:text;mso-position-vertical:absolute;mso-position-vertical-relative:text" from="-16.65pt,3pt" to="483.9pt,3pt" o:gfxdata="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" strokecolor="black [3200]" strokeweight="3pt">
+              <v:stroke linestyle="thickThin"/>
+              <v:shadow on="t" color="black" opacity="22937f" origin=",.5" offset="0,.63889mm"/>
+            </v:line>
+          </w:pict>
+        </mc:Fallback>
+      </mc:AlternateContent>
+    </w:r>
+  </w:p>
+</w:hdr>
 </file>
 
 <file path=word/numbering.xml><?xml version="1.0" encoding="utf-8"?>
